--- a/Claude outputs/CV_Polomoshnov.docx
+++ b/Claude outputs/CV_Polomoshnov.docx
@@ -287,7 +287,7 @@
           <w:sz w:val="20"/>
           <w:szCs w:val="20"/>
         </w:rPr>
-        <w:t xml:space="preserve">Свободные энергии связывания: что видит и чего не видит замыкание циклов</w:t>
+        <w:t xml:space="preserve">What Cycle Closure Can and Cannot See in a Relative Binding Free Energy Network</w:t>
       </w:r>
       <w:r>
         <w:rPr>
@@ -391,7 +391,7 @@
           <w:sz w:val="17"/>
           <w:szCs w:val="17"/>
         </w:rPr>
-        <w:t xml:space="preserve">Единственный автор · название и детали не раскрываются на время слепого рецензирования</w:t>
+        <w:t xml:space="preserve">Единственный автор · название и детали не раскрываются на время слепого рецензирования · решение в декабре 2026</w:t>
       </w:r>
     </w:p>
     <w:p>
@@ -427,7 +427,7 @@
           <w:sz w:val="20"/>
           <w:szCs w:val="20"/>
         </w:rPr>
-        <w:t xml:space="preserve">Предсказание метаболитов: GRAIL</w:t>
+        <w:t xml:space="preserve">Metabolite Predictors Have a Multiverse Problem</w:t>
       </w:r>
       <w:r>
         <w:rPr>
@@ -452,7 +452,7 @@
           <w:sz w:val="17"/>
           <w:szCs w:val="17"/>
         </w:rPr>
-        <w:t xml:space="preserve">Первый автор, в соавторстве с А. В. Рудиком (ИБМХ) · код и банк правил выложены</w:t>
+        <w:t xml:space="preserve">Первый автор, в соавторстве с А. В. Рудиком (ИБМХ) · код и банк правил выложены · doctawho42.github.io/grail</w:t>
       </w:r>
     </w:p>
     <w:p>
@@ -506,16 +506,16 @@
           <w:sz w:val="20"/>
           <w:szCs w:val="20"/>
         </w:rPr>
-        <w:t xml:space="preserve">Растворимость: когда референсные σ-профили вредят COSMO-SAC</w:t>
-      </w:r>
-      <w:r>
-        <w:rPr>
-          <w:rFonts w:ascii="Calibri" w:cs="Calibri" w:eastAsia="Calibri" w:hAnsi="Calibri"/>
-          <w:color w:val="595959"/>
-          <w:sz w:val="17"/>
-          <w:szCs w:val="17"/>
-        </w:rPr>
-        <w:t xml:space="preserve">	подана в JCIM</w:t>
+        <w:t xml:space="preserve">Ground Truth That Does Not Ground</w:t>
+      </w:r>
+      <w:r>
+        <w:rPr>
+          <w:rFonts w:ascii="Calibri" w:cs="Calibri" w:eastAsia="Calibri" w:hAnsi="Calibri"/>
+          <w:color w:val="595959"/>
+          <w:sz w:val="17"/>
+          <w:szCs w:val="17"/>
+        </w:rPr>
+        <w:t xml:space="preserve">	подана в JCIM, рукопись по запросу</w:t>
       </w:r>
     </w:p>
     <w:p>
@@ -531,7 +531,7 @@
           <w:sz w:val="17"/>
           <w:szCs w:val="17"/>
         </w:rPr>
-        <w:t xml:space="preserve">Первый автор, в соавторстве с А. В. Рудиком (ИБМХ)</w:t>
+        <w:t xml:space="preserve">Substituting reference σ-profiles degrades COSMO-SAC solubility prediction · первый автор, в соавторстве с А. В. Рудиком (ИБМХ)</w:t>
       </w:r>
     </w:p>
     <w:p>
@@ -830,7 +830,7 @@
         </w:rPr>
         <w:t xml:space="preserve">R3-MolGAN: рецепт R3GAN (NeurIPS 2024) на молекулярных графах QM9 и в латентном пространстве MOSES. </w:t>
       </w:r>
-      <w:hyperlink w:history="1" r:id="rIdjzep9tb_coqfjcfsq0ap1">
+      <w:hyperlink w:history="1" r:id="rIdky-mixsabkwqxrtgzpdhh">
         <w:r>
           <w:rPr>
             <w:rFonts w:ascii="Calibri" w:cs="Calibri" w:eastAsia="Calibri" w:hAnsi="Calibri"/>
